--- a/Knowledge/3-Work knowledge/1-Software Engineering/2-Testing/5-My Source/1-ISTQB Foundation Level/5-Test Management/4-Test Pyramid.docx
+++ b/Knowledge/3-Work knowledge/1-Software Engineering/2-Testing/5-My Source/1-ISTQB Foundation Level/5-Test Management/4-Test Pyramid.docx
@@ -33,50 +33,41 @@
       </w:pPr>
       <w:r>
         <w:rPr>
-          <w:b/>
+          <w:rFonts w:ascii="Arial" w:eastAsia="Arial" w:hAnsi="Arial"/>
+          <w:sz w:val="18"/>
+          <w:highlight w:val="lightGray"/>
           <w:shd w:val="clear" w:color="auto" w:fill="B7B7B7"/>
         </w:rPr>
-        <w:t># Source</w:t>
-      </w:r>
-      <w:r>
-        <w:rPr>
+        <w:t xml:space="preserve"># Source: Chatgot </w:t>
+      </w:r>
+      <w:r>
+        <w:rPr>
+          <w:rFonts w:ascii="Arial" w:eastAsia="Arial" w:hAnsi="Arial"/>
+          <w:sz w:val="18"/>
+          <w:szCs w:val="14"/>
+          <w:highlight w:val="lightGray"/>
           <w:shd w:val="clear" w:color="auto" w:fill="B7B7B7"/>
         </w:rPr>
-        <w:t xml:space="preserve">: </w:t>
-      </w:r>
-      <w:r>
-        <w:rPr>
-          <w:b/>
+        <w:t>(GPT</w:t>
+      </w:r>
+      <w:r>
+        <w:rPr>
+          <w:rFonts w:ascii="Arial" w:eastAsia="Arial" w:hAnsi="Arial" w:cs="Cambria Math"/>
+          <w:sz w:val="18"/>
+          <w:szCs w:val="14"/>
+          <w:highlight w:val="lightGray"/>
           <w:shd w:val="clear" w:color="auto" w:fill="B7B7B7"/>
         </w:rPr>
-        <w:t xml:space="preserve">Chatgot </w:t>
-      </w:r>
-      <w:r>
-        <w:rPr>
-          <w:b/>
-          <w:sz w:val="14"/>
+        <w:t>‑</w:t>
+      </w:r>
+      <w:r>
+        <w:rPr>
+          <w:rFonts w:ascii="Arial" w:eastAsia="Arial" w:hAnsi="Arial"/>
+          <w:sz w:val="18"/>
           <w:szCs w:val="14"/>
+          <w:highlight w:val="lightGray"/>
           <w:shd w:val="clear" w:color="auto" w:fill="B7B7B7"/>
         </w:rPr>
-        <w:t>(GPT</w:t>
-      </w:r>
-      <w:r>
-        <w:rPr>
-          <w:rFonts w:ascii="Cambria Math" w:hAnsi="Cambria Math" w:cs="Cambria Math"/>
-          <w:b/>
-          <w:sz w:val="14"/>
-          <w:szCs w:val="14"/>
-          <w:shd w:val="clear" w:color="auto" w:fill="B7B7B7"/>
-        </w:rPr>
-        <w:t>‑</w:t>
-      </w:r>
-      <w:r>
-        <w:rPr>
-          <w:b/>
-          <w:sz w:val="14"/>
-          <w:szCs w:val="14"/>
-          <w:shd w:val="clear" w:color="auto" w:fill="B7B7B7"/>
-        </w:rPr>
         <w:t>5 Mini) at [8/18/2025]</w:t>
       </w:r>
     </w:p>
@@ -188,7 +179,7 @@
     </w:p>
     <w:p>
       <w:r>
-        <w:pict w14:anchorId="0730A2D1">
+        <w:pict w14:anchorId="39488842">
           <v:rect id="_x0000_i1025" style="width:0;height:1.5pt" o:hralign="center" o:hrstd="t" o:hr="t" fillcolor="#a0a0a0" stroked="f"/>
         </w:pict>
       </w:r>
@@ -237,48 +228,39 @@
       </w:pPr>
       <w:r>
         <w:rPr>
-          <w:b/>
+          <w:rFonts w:ascii="Arial" w:eastAsia="Arial" w:hAnsi="Arial"/>
+          <w:sz w:val="18"/>
+          <w:highlight w:val="lightGray"/>
           <w:shd w:val="clear" w:color="auto" w:fill="B7B7B7"/>
         </w:rPr>
-        <w:t># Source</w:t>
-      </w:r>
-      <w:r>
-        <w:rPr>
+        <w:t xml:space="preserve"># Source: Chatgot </w:t>
+      </w:r>
+      <w:r>
+        <w:rPr>
+          <w:rFonts w:ascii="Arial" w:eastAsia="Arial" w:hAnsi="Arial"/>
+          <w:sz w:val="18"/>
+          <w:szCs w:val="14"/>
+          <w:highlight w:val="lightGray"/>
           <w:shd w:val="clear" w:color="auto" w:fill="B7B7B7"/>
         </w:rPr>
-        <w:t xml:space="preserve">: </w:t>
-      </w:r>
-      <w:r>
-        <w:rPr>
-          <w:b/>
+        <w:t>(GPT</w:t>
+      </w:r>
+      <w:r>
+        <w:rPr>
+          <w:rFonts w:ascii="Arial" w:eastAsia="Arial" w:hAnsi="Arial" w:cs="Cambria Math"/>
+          <w:sz w:val="18"/>
+          <w:szCs w:val="14"/>
+          <w:highlight w:val="lightGray"/>
           <w:shd w:val="clear" w:color="auto" w:fill="B7B7B7"/>
         </w:rPr>
-        <w:t xml:space="preserve">Chatgot </w:t>
-      </w:r>
-      <w:r>
-        <w:rPr>
-          <w:b/>
-          <w:sz w:val="14"/>
+        <w:t>‑</w:t>
+      </w:r>
+      <w:r>
+        <w:rPr>
+          <w:rFonts w:ascii="Arial" w:eastAsia="Arial" w:hAnsi="Arial"/>
+          <w:sz w:val="18"/>
           <w:szCs w:val="14"/>
-          <w:shd w:val="clear" w:color="auto" w:fill="B7B7B7"/>
-        </w:rPr>
-        <w:t>(GPT</w:t>
-      </w:r>
-      <w:r>
-        <w:rPr>
-          <w:rFonts w:ascii="Cambria Math" w:hAnsi="Cambria Math" w:cs="Cambria Math"/>
-          <w:b/>
-          <w:sz w:val="14"/>
-          <w:szCs w:val="14"/>
-          <w:shd w:val="clear" w:color="auto" w:fill="B7B7B7"/>
-        </w:rPr>
-        <w:t>‑</w:t>
-      </w:r>
-      <w:r>
-        <w:rPr>
-          <w:b/>
-          <w:sz w:val="14"/>
-          <w:szCs w:val="14"/>
+          <w:highlight w:val="lightGray"/>
           <w:shd w:val="clear" w:color="auto" w:fill="B7B7B7"/>
         </w:rPr>
         <w:t>5 Mini) at [8/18/2025]</w:t>
@@ -290,7 +272,7 @@
           <w:ilvl w:val="0"/>
           <w:numId w:val="4"/>
         </w:numPr>
-        <w:spacing w:before="240"/>
+        <w:spacing w:before="240" w:after="0" w:line="276" w:lineRule="auto"/>
       </w:pPr>
       <w:r>
         <w:rPr>
@@ -318,6 +300,7 @@
           <w:ilvl w:val="0"/>
           <w:numId w:val="4"/>
         </w:numPr>
+        <w:spacing w:after="0" w:line="276" w:lineRule="auto"/>
       </w:pPr>
       <w:r>
         <w:rPr>
@@ -345,6 +328,7 @@
           <w:ilvl w:val="0"/>
           <w:numId w:val="4"/>
         </w:numPr>
+        <w:spacing w:after="0" w:line="276" w:lineRule="auto"/>
       </w:pPr>
       <w:r>
         <w:rPr>
@@ -372,7 +356,7 @@
           <w:ilvl w:val="0"/>
           <w:numId w:val="4"/>
         </w:numPr>
-        <w:spacing w:after="240"/>
+        <w:spacing w:after="240" w:line="276" w:lineRule="auto"/>
       </w:pPr>
       <w:r>
         <w:rPr>
@@ -444,7 +428,7 @@
     </w:p>
     <w:p>
       <w:r>
-        <w:pict w14:anchorId="6FE2EDC9">
+        <w:pict w14:anchorId="2EA01EEC">
           <v:rect id="_x0000_i1026" style="width:0;height:1.5pt" o:hralign="center" o:hrstd="t" o:hr="t" fillcolor="#a0a0a0" stroked="f"/>
         </w:pict>
       </w:r>
@@ -480,49 +464,39 @@
       </w:pPr>
       <w:r>
         <w:rPr>
-          <w:b/>
+          <w:rFonts w:ascii="Arial" w:eastAsia="Arial" w:hAnsi="Arial"/>
+          <w:sz w:val="18"/>
+          <w:highlight w:val="lightGray"/>
           <w:shd w:val="clear" w:color="auto" w:fill="B7B7B7"/>
         </w:rPr>
-        <w:lastRenderedPageBreak/>
-        <w:t># Source</w:t>
-      </w:r>
-      <w:r>
-        <w:rPr>
+        <w:t xml:space="preserve"># Source: Chatgot </w:t>
+      </w:r>
+      <w:r>
+        <w:rPr>
+          <w:rFonts w:ascii="Arial" w:eastAsia="Arial" w:hAnsi="Arial"/>
+          <w:sz w:val="18"/>
+          <w:szCs w:val="14"/>
+          <w:highlight w:val="lightGray"/>
           <w:shd w:val="clear" w:color="auto" w:fill="B7B7B7"/>
         </w:rPr>
-        <w:t xml:space="preserve">: </w:t>
-      </w:r>
-      <w:r>
-        <w:rPr>
-          <w:b/>
+        <w:t>(GPT</w:t>
+      </w:r>
+      <w:r>
+        <w:rPr>
+          <w:rFonts w:ascii="Arial" w:eastAsia="Arial" w:hAnsi="Arial" w:cs="Cambria Math"/>
+          <w:sz w:val="18"/>
+          <w:szCs w:val="14"/>
+          <w:highlight w:val="lightGray"/>
           <w:shd w:val="clear" w:color="auto" w:fill="B7B7B7"/>
         </w:rPr>
-        <w:t xml:space="preserve">Chatgot </w:t>
-      </w:r>
-      <w:r>
-        <w:rPr>
-          <w:b/>
-          <w:sz w:val="14"/>
+        <w:t>‑</w:t>
+      </w:r>
+      <w:r>
+        <w:rPr>
+          <w:rFonts w:ascii="Arial" w:eastAsia="Arial" w:hAnsi="Arial"/>
+          <w:sz w:val="18"/>
           <w:szCs w:val="14"/>
-          <w:shd w:val="clear" w:color="auto" w:fill="B7B7B7"/>
-        </w:rPr>
-        <w:t>(GPT</w:t>
-      </w:r>
-      <w:r>
-        <w:rPr>
-          <w:rFonts w:ascii="Cambria Math" w:hAnsi="Cambria Math" w:cs="Cambria Math"/>
-          <w:b/>
-          <w:sz w:val="14"/>
-          <w:szCs w:val="14"/>
-          <w:shd w:val="clear" w:color="auto" w:fill="B7B7B7"/>
-        </w:rPr>
-        <w:t>‑</w:t>
-      </w:r>
-      <w:r>
-        <w:rPr>
-          <w:b/>
-          <w:sz w:val="14"/>
-          <w:szCs w:val="14"/>
+          <w:highlight w:val="lightGray"/>
           <w:shd w:val="clear" w:color="auto" w:fill="B7B7B7"/>
         </w:rPr>
         <w:t>5 Mini) at [8/18/2025]</w:t>
@@ -534,7 +508,7 @@
           <w:ilvl w:val="0"/>
           <w:numId w:val="5"/>
         </w:numPr>
-        <w:spacing w:before="240"/>
+        <w:spacing w:before="240" w:after="0" w:line="276" w:lineRule="auto"/>
       </w:pPr>
       <w:r>
         <w:rPr>
@@ -562,6 +536,7 @@
           <w:ilvl w:val="0"/>
           <w:numId w:val="5"/>
         </w:numPr>
+        <w:spacing w:after="0" w:line="276" w:lineRule="auto"/>
       </w:pPr>
       <w:r>
         <w:rPr>
@@ -589,6 +564,7 @@
           <w:ilvl w:val="0"/>
           <w:numId w:val="5"/>
         </w:numPr>
+        <w:spacing w:after="0" w:line="276" w:lineRule="auto"/>
       </w:pPr>
       <w:r>
         <w:rPr>
@@ -616,7 +592,7 @@
           <w:ilvl w:val="0"/>
           <w:numId w:val="5"/>
         </w:numPr>
-        <w:spacing w:after="240"/>
+        <w:spacing w:after="240" w:line="276" w:lineRule="auto"/>
       </w:pPr>
       <w:r>
         <w:rPr>
@@ -681,7 +657,7 @@
     </w:p>
     <w:p>
       <w:r>
-        <w:pict w14:anchorId="6FC92B42">
+        <w:pict w14:anchorId="4FCF207F">
           <v:rect id="_x0000_i1027" style="width:0;height:1.5pt" o:hralign="center" o:hrstd="t" o:hr="t" fillcolor="#a0a0a0" stroked="f"/>
         </w:pict>
       </w:r>
@@ -717,48 +693,39 @@
       </w:pPr>
       <w:r>
         <w:rPr>
-          <w:b/>
+          <w:rFonts w:ascii="Arial" w:eastAsia="Arial" w:hAnsi="Arial"/>
+          <w:sz w:val="18"/>
+          <w:highlight w:val="lightGray"/>
           <w:shd w:val="clear" w:color="auto" w:fill="B7B7B7"/>
         </w:rPr>
-        <w:t># Source</w:t>
-      </w:r>
-      <w:r>
-        <w:rPr>
+        <w:t xml:space="preserve"># Source: Chatgot </w:t>
+      </w:r>
+      <w:r>
+        <w:rPr>
+          <w:rFonts w:ascii="Arial" w:eastAsia="Arial" w:hAnsi="Arial"/>
+          <w:sz w:val="18"/>
+          <w:szCs w:val="14"/>
+          <w:highlight w:val="lightGray"/>
           <w:shd w:val="clear" w:color="auto" w:fill="B7B7B7"/>
         </w:rPr>
-        <w:t xml:space="preserve">: </w:t>
-      </w:r>
-      <w:r>
-        <w:rPr>
-          <w:b/>
+        <w:t>(GPT</w:t>
+      </w:r>
+      <w:r>
+        <w:rPr>
+          <w:rFonts w:ascii="Arial" w:eastAsia="Arial" w:hAnsi="Arial" w:cs="Cambria Math"/>
+          <w:sz w:val="18"/>
+          <w:szCs w:val="14"/>
+          <w:highlight w:val="lightGray"/>
           <w:shd w:val="clear" w:color="auto" w:fill="B7B7B7"/>
         </w:rPr>
-        <w:t xml:space="preserve">Chatgot </w:t>
-      </w:r>
-      <w:r>
-        <w:rPr>
-          <w:b/>
-          <w:sz w:val="14"/>
+        <w:t>‑</w:t>
+      </w:r>
+      <w:r>
+        <w:rPr>
+          <w:rFonts w:ascii="Arial" w:eastAsia="Arial" w:hAnsi="Arial"/>
+          <w:sz w:val="18"/>
           <w:szCs w:val="14"/>
-          <w:shd w:val="clear" w:color="auto" w:fill="B7B7B7"/>
-        </w:rPr>
-        <w:t>(GPT</w:t>
-      </w:r>
-      <w:r>
-        <w:rPr>
-          <w:rFonts w:ascii="Cambria Math" w:hAnsi="Cambria Math" w:cs="Cambria Math"/>
-          <w:b/>
-          <w:sz w:val="14"/>
-          <w:szCs w:val="14"/>
-          <w:shd w:val="clear" w:color="auto" w:fill="B7B7B7"/>
-        </w:rPr>
-        <w:t>‑</w:t>
-      </w:r>
-      <w:r>
-        <w:rPr>
-          <w:b/>
-          <w:sz w:val="14"/>
-          <w:szCs w:val="14"/>
+          <w:highlight w:val="lightGray"/>
           <w:shd w:val="clear" w:color="auto" w:fill="B7B7B7"/>
         </w:rPr>
         <w:t>5 Mini) at [8/18/2025]</w:t>
@@ -770,7 +737,7 @@
           <w:ilvl w:val="0"/>
           <w:numId w:val="6"/>
         </w:numPr>
-        <w:spacing w:before="240"/>
+        <w:spacing w:before="240" w:after="0" w:line="276" w:lineRule="auto"/>
       </w:pPr>
       <w:r>
         <w:rPr>
@@ -811,6 +778,7 @@
           <w:ilvl w:val="0"/>
           <w:numId w:val="6"/>
         </w:numPr>
+        <w:spacing w:after="0" w:line="276" w:lineRule="auto"/>
       </w:pPr>
       <w:r>
         <w:rPr>
@@ -838,6 +806,7 @@
           <w:ilvl w:val="0"/>
           <w:numId w:val="6"/>
         </w:numPr>
+        <w:spacing w:after="0" w:line="276" w:lineRule="auto"/>
       </w:pPr>
       <w:r>
         <w:rPr>
@@ -865,7 +834,7 @@
           <w:ilvl w:val="0"/>
           <w:numId w:val="6"/>
         </w:numPr>
-        <w:spacing w:after="240"/>
+        <w:spacing w:after="240" w:line="276" w:lineRule="auto"/>
       </w:pPr>
       <w:r>
         <w:rPr>
@@ -917,7 +886,7 @@
     </w:p>
     <w:p>
       <w:r>
-        <w:pict w14:anchorId="138D6AE8">
+        <w:pict w14:anchorId="581E7D08">
           <v:rect id="_x0000_i1028" style="width:0;height:1.5pt" o:hralign="center" o:hrstd="t" o:hr="t" fillcolor="#a0a0a0" stroked="f"/>
         </w:pict>
       </w:r>
@@ -941,48 +910,39 @@
       </w:pPr>
       <w:r>
         <w:rPr>
-          <w:b/>
+          <w:rFonts w:ascii="Arial" w:eastAsia="Arial" w:hAnsi="Arial"/>
+          <w:sz w:val="18"/>
+          <w:highlight w:val="lightGray"/>
           <w:shd w:val="clear" w:color="auto" w:fill="B7B7B7"/>
         </w:rPr>
-        <w:t># Source</w:t>
-      </w:r>
-      <w:r>
-        <w:rPr>
+        <w:t xml:space="preserve"># Source: Chatgot </w:t>
+      </w:r>
+      <w:r>
+        <w:rPr>
+          <w:rFonts w:ascii="Arial" w:eastAsia="Arial" w:hAnsi="Arial"/>
+          <w:sz w:val="18"/>
+          <w:szCs w:val="14"/>
+          <w:highlight w:val="lightGray"/>
           <w:shd w:val="clear" w:color="auto" w:fill="B7B7B7"/>
         </w:rPr>
-        <w:t xml:space="preserve">: </w:t>
-      </w:r>
-      <w:r>
-        <w:rPr>
-          <w:b/>
+        <w:t>(GPT</w:t>
+      </w:r>
+      <w:r>
+        <w:rPr>
+          <w:rFonts w:ascii="Arial" w:eastAsia="Arial" w:hAnsi="Arial" w:cs="Cambria Math"/>
+          <w:sz w:val="18"/>
+          <w:szCs w:val="14"/>
+          <w:highlight w:val="lightGray"/>
           <w:shd w:val="clear" w:color="auto" w:fill="B7B7B7"/>
         </w:rPr>
-        <w:t xml:space="preserve">Chatgot </w:t>
-      </w:r>
-      <w:r>
-        <w:rPr>
-          <w:b/>
-          <w:sz w:val="14"/>
+        <w:t>‑</w:t>
+      </w:r>
+      <w:r>
+        <w:rPr>
+          <w:rFonts w:ascii="Arial" w:eastAsia="Arial" w:hAnsi="Arial"/>
+          <w:sz w:val="18"/>
           <w:szCs w:val="14"/>
-          <w:shd w:val="clear" w:color="auto" w:fill="B7B7B7"/>
-        </w:rPr>
-        <w:t>(GPT</w:t>
-      </w:r>
-      <w:r>
-        <w:rPr>
-          <w:rFonts w:ascii="Cambria Math" w:hAnsi="Cambria Math" w:cs="Cambria Math"/>
-          <w:b/>
-          <w:sz w:val="14"/>
-          <w:szCs w:val="14"/>
-          <w:shd w:val="clear" w:color="auto" w:fill="B7B7B7"/>
-        </w:rPr>
-        <w:t>‑</w:t>
-      </w:r>
-      <w:r>
-        <w:rPr>
-          <w:b/>
-          <w:sz w:val="14"/>
-          <w:szCs w:val="14"/>
+          <w:highlight w:val="lightGray"/>
           <w:shd w:val="clear" w:color="auto" w:fill="B7B7B7"/>
         </w:rPr>
         <w:t>5 Mini) at [8/18/2025]</w:t>
@@ -994,14 +954,13 @@
           <w:ilvl w:val="0"/>
           <w:numId w:val="2"/>
         </w:numPr>
-        <w:spacing w:before="240"/>
-      </w:pPr>
-      <w:r>
-        <w:rPr>
-          <w:rFonts w:ascii="Roboto Mono" w:eastAsia="Roboto Mono" w:hAnsi="Roboto Mono" w:cs="Roboto Mono"/>
-          <w:b/>
-        </w:rPr>
-        <w:lastRenderedPageBreak/>
+        <w:spacing w:before="240" w:after="0" w:line="276" w:lineRule="auto"/>
+      </w:pPr>
+      <w:r>
+        <w:rPr>
+          <w:rFonts w:ascii="Roboto Mono" w:eastAsia="Roboto Mono" w:hAnsi="Roboto Mono" w:cs="Roboto Mono"/>
+          <w:b/>
+        </w:rPr>
         <w:t>Wide base:</w:t>
       </w:r>
       <w:r>
@@ -1036,6 +995,7 @@
           <w:ilvl w:val="0"/>
           <w:numId w:val="2"/>
         </w:numPr>
+        <w:spacing w:after="0" w:line="276" w:lineRule="auto"/>
       </w:pPr>
       <w:r>
         <w:rPr>
@@ -1076,7 +1036,7 @@
           <w:ilvl w:val="0"/>
           <w:numId w:val="2"/>
         </w:numPr>
-        <w:spacing w:after="240"/>
+        <w:spacing w:after="240" w:line="276" w:lineRule="auto"/>
       </w:pPr>
       <w:r>
         <w:rPr>
@@ -1113,7 +1073,7 @@
     </w:p>
     <w:p>
       <w:r>
-        <w:pict w14:anchorId="334AF75C">
+        <w:pict w14:anchorId="24AF6E08">
           <v:rect id="_x0000_i1029" style="width:0;height:1.5pt" o:hralign="center" o:hrstd="t" o:hr="t" fillcolor="#a0a0a0" stroked="f"/>
         </w:pict>
       </w:r>
@@ -1137,48 +1097,39 @@
       </w:pPr>
       <w:r>
         <w:rPr>
-          <w:b/>
+          <w:rFonts w:ascii="Arial" w:eastAsia="Arial" w:hAnsi="Arial"/>
+          <w:sz w:val="18"/>
+          <w:highlight w:val="lightGray"/>
           <w:shd w:val="clear" w:color="auto" w:fill="B7B7B7"/>
         </w:rPr>
-        <w:t># Source</w:t>
-      </w:r>
-      <w:r>
-        <w:rPr>
+        <w:t xml:space="preserve"># Source: Chatgot </w:t>
+      </w:r>
+      <w:r>
+        <w:rPr>
+          <w:rFonts w:ascii="Arial" w:eastAsia="Arial" w:hAnsi="Arial"/>
+          <w:sz w:val="18"/>
+          <w:szCs w:val="14"/>
+          <w:highlight w:val="lightGray"/>
           <w:shd w:val="clear" w:color="auto" w:fill="B7B7B7"/>
         </w:rPr>
-        <w:t xml:space="preserve">: </w:t>
-      </w:r>
-      <w:r>
-        <w:rPr>
-          <w:b/>
+        <w:t>(GPT</w:t>
+      </w:r>
+      <w:r>
+        <w:rPr>
+          <w:rFonts w:ascii="Arial" w:eastAsia="Arial" w:hAnsi="Arial" w:cs="Cambria Math"/>
+          <w:sz w:val="18"/>
+          <w:szCs w:val="14"/>
+          <w:highlight w:val="lightGray"/>
           <w:shd w:val="clear" w:color="auto" w:fill="B7B7B7"/>
         </w:rPr>
-        <w:t xml:space="preserve">Chatgot </w:t>
-      </w:r>
-      <w:r>
-        <w:rPr>
-          <w:b/>
-          <w:sz w:val="14"/>
+        <w:t>‑</w:t>
+      </w:r>
+      <w:r>
+        <w:rPr>
+          <w:rFonts w:ascii="Arial" w:eastAsia="Arial" w:hAnsi="Arial"/>
+          <w:sz w:val="18"/>
           <w:szCs w:val="14"/>
-          <w:shd w:val="clear" w:color="auto" w:fill="B7B7B7"/>
-        </w:rPr>
-        <w:t>(GPT</w:t>
-      </w:r>
-      <w:r>
-        <w:rPr>
-          <w:rFonts w:ascii="Cambria Math" w:hAnsi="Cambria Math" w:cs="Cambria Math"/>
-          <w:b/>
-          <w:sz w:val="14"/>
-          <w:szCs w:val="14"/>
-          <w:shd w:val="clear" w:color="auto" w:fill="B7B7B7"/>
-        </w:rPr>
-        <w:t>‑</w:t>
-      </w:r>
-      <w:r>
-        <w:rPr>
-          <w:b/>
-          <w:sz w:val="14"/>
-          <w:szCs w:val="14"/>
+          <w:highlight w:val="lightGray"/>
           <w:shd w:val="clear" w:color="auto" w:fill="B7B7B7"/>
         </w:rPr>
         <w:t>5 Mini) at [8/18/2025]</w:t>
@@ -1190,7 +1141,7 @@
           <w:ilvl w:val="0"/>
           <w:numId w:val="1"/>
         </w:numPr>
-        <w:spacing w:before="240"/>
+        <w:spacing w:before="240" w:after="0" w:line="276" w:lineRule="auto"/>
       </w:pPr>
       <w:r>
         <w:rPr>
@@ -1218,6 +1169,7 @@
           <w:ilvl w:val="0"/>
           <w:numId w:val="1"/>
         </w:numPr>
+        <w:spacing w:after="0" w:line="276" w:lineRule="auto"/>
       </w:pPr>
       <w:r>
         <w:rPr>
@@ -1245,6 +1197,7 @@
           <w:ilvl w:val="0"/>
           <w:numId w:val="1"/>
         </w:numPr>
+        <w:spacing w:after="0" w:line="276" w:lineRule="auto"/>
       </w:pPr>
       <w:r>
         <w:rPr>
@@ -1272,6 +1225,7 @@
           <w:ilvl w:val="0"/>
           <w:numId w:val="1"/>
         </w:numPr>
+        <w:spacing w:after="0" w:line="276" w:lineRule="auto"/>
       </w:pPr>
       <w:r>
         <w:rPr>
@@ -1299,7 +1253,7 @@
           <w:ilvl w:val="0"/>
           <w:numId w:val="1"/>
         </w:numPr>
-        <w:spacing w:after="240"/>
+        <w:spacing w:after="240" w:line="276" w:lineRule="auto"/>
       </w:pPr>
       <w:r>
         <w:rPr>
@@ -1323,7 +1277,7 @@
     </w:p>
     <w:p>
       <w:r>
-        <w:pict w14:anchorId="5E005D49">
+        <w:pict w14:anchorId="791CDF60">
           <v:rect id="_x0000_i1030" style="width:0;height:1.5pt" o:hralign="center" o:hrstd="t" o:hr="t" fillcolor="#a0a0a0" stroked="f"/>
         </w:pict>
       </w:r>
@@ -1347,48 +1301,39 @@
       </w:pPr>
       <w:r>
         <w:rPr>
-          <w:b/>
+          <w:rFonts w:ascii="Arial" w:eastAsia="Arial" w:hAnsi="Arial"/>
+          <w:sz w:val="18"/>
+          <w:highlight w:val="lightGray"/>
           <w:shd w:val="clear" w:color="auto" w:fill="B7B7B7"/>
         </w:rPr>
-        <w:t># Source</w:t>
-      </w:r>
-      <w:r>
-        <w:rPr>
+        <w:t xml:space="preserve"># Source: Chatgot </w:t>
+      </w:r>
+      <w:r>
+        <w:rPr>
+          <w:rFonts w:ascii="Arial" w:eastAsia="Arial" w:hAnsi="Arial"/>
+          <w:sz w:val="18"/>
+          <w:szCs w:val="14"/>
+          <w:highlight w:val="lightGray"/>
           <w:shd w:val="clear" w:color="auto" w:fill="B7B7B7"/>
         </w:rPr>
-        <w:t xml:space="preserve">: </w:t>
-      </w:r>
-      <w:r>
-        <w:rPr>
-          <w:b/>
+        <w:t>(GPT</w:t>
+      </w:r>
+      <w:r>
+        <w:rPr>
+          <w:rFonts w:ascii="Arial" w:eastAsia="Arial" w:hAnsi="Arial" w:cs="Cambria Math"/>
+          <w:sz w:val="18"/>
+          <w:szCs w:val="14"/>
+          <w:highlight w:val="lightGray"/>
           <w:shd w:val="clear" w:color="auto" w:fill="B7B7B7"/>
         </w:rPr>
-        <w:t xml:space="preserve">Chatgot </w:t>
-      </w:r>
-      <w:r>
-        <w:rPr>
-          <w:b/>
-          <w:sz w:val="14"/>
+        <w:t>‑</w:t>
+      </w:r>
+      <w:r>
+        <w:rPr>
+          <w:rFonts w:ascii="Arial" w:eastAsia="Arial" w:hAnsi="Arial"/>
+          <w:sz w:val="18"/>
           <w:szCs w:val="14"/>
-          <w:shd w:val="clear" w:color="auto" w:fill="B7B7B7"/>
-        </w:rPr>
-        <w:t>(GPT</w:t>
-      </w:r>
-      <w:r>
-        <w:rPr>
-          <w:rFonts w:ascii="Cambria Math" w:hAnsi="Cambria Math" w:cs="Cambria Math"/>
-          <w:b/>
-          <w:sz w:val="14"/>
-          <w:szCs w:val="14"/>
-          <w:shd w:val="clear" w:color="auto" w:fill="B7B7B7"/>
-        </w:rPr>
-        <w:t>‑</w:t>
-      </w:r>
-      <w:r>
-        <w:rPr>
-          <w:b/>
-          <w:sz w:val="14"/>
-          <w:szCs w:val="14"/>
+          <w:highlight w:val="lightGray"/>
           <w:shd w:val="clear" w:color="auto" w:fill="B7B7B7"/>
         </w:rPr>
         <w:t>5 Mini) at [8/18/2025]</w:t>
@@ -1400,7 +1345,7 @@
           <w:ilvl w:val="0"/>
           <w:numId w:val="3"/>
         </w:numPr>
-        <w:spacing w:before="240"/>
+        <w:spacing w:before="240" w:after="0" w:line="276" w:lineRule="auto"/>
       </w:pPr>
       <w:r>
         <w:rPr>
@@ -1434,6 +1379,7 @@
           <w:ilvl w:val="0"/>
           <w:numId w:val="3"/>
         </w:numPr>
+        <w:spacing w:after="0" w:line="276" w:lineRule="auto"/>
       </w:pPr>
       <w:r>
         <w:rPr>
@@ -1467,7 +1413,7 @@
           <w:ilvl w:val="0"/>
           <w:numId w:val="3"/>
         </w:numPr>
-        <w:spacing w:after="240"/>
+        <w:spacing w:after="240" w:line="276" w:lineRule="auto"/>
         <w:rPr>
           <w:rFonts w:ascii="Roboto Mono" w:eastAsia="Roboto Mono" w:hAnsi="Roboto Mono" w:cs="Roboto Mono"/>
         </w:rPr>
@@ -1487,7 +1433,7 @@
     </w:p>
     <w:p>
       <w:r>
-        <w:pict w14:anchorId="4F07A3B1">
+        <w:pict w14:anchorId="63B26819">
           <v:rect id="_x0000_i1031" style="width:0;height:1.5pt" o:hralign="center" o:hrstd="t" o:hr="t" fillcolor="#a0a0a0" stroked="f"/>
         </w:pict>
       </w:r>
@@ -1503,7 +1449,6 @@
         <w:rPr>
           <w:rFonts w:ascii="Arial Unicode MS" w:eastAsia="Arial Unicode MS" w:hAnsi="Arial Unicode MS" w:cs="Arial Unicode MS"/>
         </w:rPr>
-        <w:lastRenderedPageBreak/>
         <w:t xml:space="preserve">✅ </w:t>
       </w:r>
       <w:r>
@@ -1568,18 +1513,19 @@
     </w:p>
     <w:p>
       <w:r>
-        <w:pict w14:anchorId="731FA5E6">
+        <w:pict w14:anchorId="4E507B98">
           <v:rect id="_x0000_i1032" style="width:0;height:1.5pt" o:hralign="center" o:hrstd="t" o:hr="t" fillcolor="#a0a0a0" stroked="f"/>
         </w:pict>
       </w:r>
     </w:p>
+    <w:p/>
     <w:p/>
     <w:p/>
     <w:sectPr>
       <w:pgSz w:w="12240" w:h="15840"/>
       <w:pgMar w:top="1440" w:right="1440" w:bottom="1440" w:left="1440" w:header="720" w:footer="720" w:gutter="0"/>
-      <w:pgNumType w:start="1"/>
       <w:cols w:space="720"/>
+      <w:docGrid w:linePitch="360"/>
     </w:sectPr>
   </w:body>
 </w:document>
@@ -2686,18 +2632,6 @@
   <w:style w:type="paragraph" w:default="1" w:styleId="Normal">
     <w:name w:val="Normal"/>
     <w:qFormat/>
-    <w:rsid w:val="00546D12"/>
-    <w:pPr>
-      <w:spacing w:after="0" w:line="276" w:lineRule="auto"/>
-    </w:pPr>
-    <w:rPr>
-      <w:rFonts w:ascii="Arial" w:eastAsia="Arial" w:hAnsi="Arial" w:cs="Arial"/>
-      <w:kern w:val="0"/>
-      <w:sz w:val="22"/>
-      <w:szCs w:val="22"/>
-      <w:lang w:val="en"/>
-      <w14:ligatures w14:val="none"/>
-    </w:rPr>
   </w:style>
   <w:style w:type="paragraph" w:styleId="Heading1">
     <w:name w:val="heading 1"/>
@@ -2706,7 +2640,7 @@
     <w:link w:val="Heading1Char"/>
     <w:uiPriority w:val="9"/>
     <w:qFormat/>
-    <w:rsid w:val="003C58D6"/>
+    <w:rsid w:val="000C6CCF"/>
     <w:pPr>
       <w:keepNext/>
       <w:keepLines/>
@@ -2728,7 +2662,7 @@
     <w:uiPriority w:val="9"/>
     <w:unhideWhenUsed/>
     <w:qFormat/>
-    <w:rsid w:val="003C58D6"/>
+    <w:rsid w:val="000C6CCF"/>
     <w:pPr>
       <w:keepNext/>
       <w:keepLines/>
@@ -2750,7 +2684,7 @@
     <w:uiPriority w:val="9"/>
     <w:unhideWhenUsed/>
     <w:qFormat/>
-    <w:rsid w:val="003C58D6"/>
+    <w:rsid w:val="000C6CCF"/>
     <w:pPr>
       <w:keepNext/>
       <w:keepLines/>
@@ -2773,7 +2707,7 @@
     <w:semiHidden/>
     <w:unhideWhenUsed/>
     <w:qFormat/>
-    <w:rsid w:val="003C58D6"/>
+    <w:rsid w:val="000C6CCF"/>
     <w:pPr>
       <w:keepNext/>
       <w:keepLines/>
@@ -2796,7 +2730,7 @@
     <w:semiHidden/>
     <w:unhideWhenUsed/>
     <w:qFormat/>
-    <w:rsid w:val="003C58D6"/>
+    <w:rsid w:val="000C6CCF"/>
     <w:pPr>
       <w:keepNext/>
       <w:keepLines/>
@@ -2817,11 +2751,11 @@
     <w:semiHidden/>
     <w:unhideWhenUsed/>
     <w:qFormat/>
-    <w:rsid w:val="003C58D6"/>
+    <w:rsid w:val="000C6CCF"/>
     <w:pPr>
       <w:keepNext/>
       <w:keepLines/>
-      <w:spacing w:before="40"/>
+      <w:spacing w:before="40" w:after="0"/>
       <w:outlineLvl w:val="5"/>
     </w:pPr>
     <w:rPr>
@@ -2840,11 +2774,11 @@
     <w:semiHidden/>
     <w:unhideWhenUsed/>
     <w:qFormat/>
-    <w:rsid w:val="003C58D6"/>
+    <w:rsid w:val="000C6CCF"/>
     <w:pPr>
       <w:keepNext/>
       <w:keepLines/>
-      <w:spacing w:before="40"/>
+      <w:spacing w:before="40" w:after="0"/>
       <w:outlineLvl w:val="6"/>
     </w:pPr>
     <w:rPr>
@@ -2861,10 +2795,11 @@
     <w:semiHidden/>
     <w:unhideWhenUsed/>
     <w:qFormat/>
-    <w:rsid w:val="003C58D6"/>
+    <w:rsid w:val="000C6CCF"/>
     <w:pPr>
       <w:keepNext/>
       <w:keepLines/>
+      <w:spacing w:after="0"/>
       <w:outlineLvl w:val="7"/>
     </w:pPr>
     <w:rPr>
@@ -2883,10 +2818,11 @@
     <w:semiHidden/>
     <w:unhideWhenUsed/>
     <w:qFormat/>
-    <w:rsid w:val="003C58D6"/>
+    <w:rsid w:val="000C6CCF"/>
     <w:pPr>
       <w:keepNext/>
       <w:keepLines/>
+      <w:spacing w:after="0"/>
       <w:outlineLvl w:val="8"/>
     </w:pPr>
     <w:rPr>
@@ -2926,7 +2862,7 @@
     <w:basedOn w:val="DefaultParagraphFont"/>
     <w:link w:val="Heading1"/>
     <w:uiPriority w:val="9"/>
-    <w:rsid w:val="003C58D6"/>
+    <w:rsid w:val="000C6CCF"/>
     <w:rPr>
       <w:rFonts w:asciiTheme="majorHAnsi" w:eastAsiaTheme="majorEastAsia" w:hAnsiTheme="majorHAnsi" w:cstheme="majorBidi"/>
       <w:color w:val="2F5496" w:themeColor="accent1" w:themeShade="BF"/>
@@ -2939,7 +2875,7 @@
     <w:basedOn w:val="DefaultParagraphFont"/>
     <w:link w:val="Heading2"/>
     <w:uiPriority w:val="9"/>
-    <w:rsid w:val="003C58D6"/>
+    <w:rsid w:val="000C6CCF"/>
     <w:rPr>
       <w:rFonts w:asciiTheme="majorHAnsi" w:eastAsiaTheme="majorEastAsia" w:hAnsiTheme="majorHAnsi" w:cstheme="majorBidi"/>
       <w:color w:val="2F5496" w:themeColor="accent1" w:themeShade="BF"/>
@@ -2952,7 +2888,7 @@
     <w:basedOn w:val="DefaultParagraphFont"/>
     <w:link w:val="Heading3"/>
     <w:uiPriority w:val="9"/>
-    <w:rsid w:val="003C58D6"/>
+    <w:rsid w:val="000C6CCF"/>
     <w:rPr>
       <w:rFonts w:eastAsiaTheme="majorEastAsia" w:cstheme="majorBidi"/>
       <w:color w:val="2F5496" w:themeColor="accent1" w:themeShade="BF"/>
@@ -2966,7 +2902,7 @@
     <w:link w:val="Heading4"/>
     <w:uiPriority w:val="9"/>
     <w:semiHidden/>
-    <w:rsid w:val="003C58D6"/>
+    <w:rsid w:val="000C6CCF"/>
     <w:rPr>
       <w:rFonts w:eastAsiaTheme="majorEastAsia" w:cstheme="majorBidi"/>
       <w:i/>
@@ -2980,7 +2916,7 @@
     <w:link w:val="Heading5"/>
     <w:uiPriority w:val="9"/>
     <w:semiHidden/>
-    <w:rsid w:val="003C58D6"/>
+    <w:rsid w:val="000C6CCF"/>
     <w:rPr>
       <w:rFonts w:eastAsiaTheme="majorEastAsia" w:cstheme="majorBidi"/>
       <w:color w:val="2F5496" w:themeColor="accent1" w:themeShade="BF"/>
@@ -2992,7 +2928,7 @@
     <w:link w:val="Heading6"/>
     <w:uiPriority w:val="9"/>
     <w:semiHidden/>
-    <w:rsid w:val="003C58D6"/>
+    <w:rsid w:val="000C6CCF"/>
     <w:rPr>
       <w:rFonts w:eastAsiaTheme="majorEastAsia" w:cstheme="majorBidi"/>
       <w:i/>
@@ -3006,7 +2942,7 @@
     <w:link w:val="Heading7"/>
     <w:uiPriority w:val="9"/>
     <w:semiHidden/>
-    <w:rsid w:val="003C58D6"/>
+    <w:rsid w:val="000C6CCF"/>
     <w:rPr>
       <w:rFonts w:eastAsiaTheme="majorEastAsia" w:cstheme="majorBidi"/>
       <w:color w:val="595959" w:themeColor="text1" w:themeTint="A6"/>
@@ -3018,7 +2954,7 @@
     <w:link w:val="Heading8"/>
     <w:uiPriority w:val="9"/>
     <w:semiHidden/>
-    <w:rsid w:val="003C58D6"/>
+    <w:rsid w:val="000C6CCF"/>
     <w:rPr>
       <w:rFonts w:eastAsiaTheme="majorEastAsia" w:cstheme="majorBidi"/>
       <w:i/>
@@ -3032,7 +2968,7 @@
     <w:link w:val="Heading9"/>
     <w:uiPriority w:val="9"/>
     <w:semiHidden/>
-    <w:rsid w:val="003C58D6"/>
+    <w:rsid w:val="000C6CCF"/>
     <w:rPr>
       <w:rFonts w:eastAsiaTheme="majorEastAsia" w:cstheme="majorBidi"/>
       <w:color w:val="272727" w:themeColor="text1" w:themeTint="D8"/>
@@ -3045,7 +2981,7 @@
     <w:link w:val="TitleChar"/>
     <w:uiPriority w:val="10"/>
     <w:qFormat/>
-    <w:rsid w:val="003C58D6"/>
+    <w:rsid w:val="000C6CCF"/>
     <w:pPr>
       <w:spacing w:after="80" w:line="240" w:lineRule="auto"/>
       <w:contextualSpacing/>
@@ -3063,7 +2999,7 @@
     <w:basedOn w:val="DefaultParagraphFont"/>
     <w:link w:val="Title"/>
     <w:uiPriority w:val="10"/>
-    <w:rsid w:val="003C58D6"/>
+    <w:rsid w:val="000C6CCF"/>
     <w:rPr>
       <w:rFonts w:asciiTheme="majorHAnsi" w:eastAsiaTheme="majorEastAsia" w:hAnsiTheme="majorHAnsi" w:cstheme="majorBidi"/>
       <w:spacing w:val="-10"/>
@@ -3079,7 +3015,7 @@
     <w:link w:val="SubtitleChar"/>
     <w:uiPriority w:val="11"/>
     <w:qFormat/>
-    <w:rsid w:val="003C58D6"/>
+    <w:rsid w:val="000C6CCF"/>
     <w:pPr>
       <w:numPr>
         <w:ilvl w:val="1"/>
@@ -3098,7 +3034,7 @@
     <w:basedOn w:val="DefaultParagraphFont"/>
     <w:link w:val="Subtitle"/>
     <w:uiPriority w:val="11"/>
-    <w:rsid w:val="003C58D6"/>
+    <w:rsid w:val="000C6CCF"/>
     <w:rPr>
       <w:rFonts w:eastAsiaTheme="majorEastAsia" w:cstheme="majorBidi"/>
       <w:color w:val="595959" w:themeColor="text1" w:themeTint="A6"/>
@@ -3114,7 +3050,7 @@
     <w:link w:val="QuoteChar"/>
     <w:uiPriority w:val="29"/>
     <w:qFormat/>
-    <w:rsid w:val="003C58D6"/>
+    <w:rsid w:val="000C6CCF"/>
     <w:pPr>
       <w:spacing w:before="160"/>
       <w:jc w:val="center"/>
@@ -3130,7 +3066,7 @@
     <w:basedOn w:val="DefaultParagraphFont"/>
     <w:link w:val="Quote"/>
     <w:uiPriority w:val="29"/>
-    <w:rsid w:val="003C58D6"/>
+    <w:rsid w:val="000C6CCF"/>
     <w:rPr>
       <w:i/>
       <w:iCs/>
@@ -3142,7 +3078,7 @@
     <w:basedOn w:val="Normal"/>
     <w:uiPriority w:val="34"/>
     <w:qFormat/>
-    <w:rsid w:val="003C58D6"/>
+    <w:rsid w:val="000C6CCF"/>
     <w:pPr>
       <w:ind w:left="720"/>
       <w:contextualSpacing/>
@@ -3153,7 +3089,7 @@
     <w:basedOn w:val="DefaultParagraphFont"/>
     <w:uiPriority w:val="21"/>
     <w:qFormat/>
-    <w:rsid w:val="003C58D6"/>
+    <w:rsid w:val="000C6CCF"/>
     <w:rPr>
       <w:i/>
       <w:iCs/>
@@ -3167,7 +3103,7 @@
     <w:link w:val="IntenseQuoteChar"/>
     <w:uiPriority w:val="30"/>
     <w:qFormat/>
-    <w:rsid w:val="003C58D6"/>
+    <w:rsid w:val="000C6CCF"/>
     <w:pPr>
       <w:pBdr>
         <w:top w:val="single" w:sz="4" w:space="10" w:color="2F5496" w:themeColor="accent1" w:themeShade="BF"/>
@@ -3188,7 +3124,7 @@
     <w:basedOn w:val="DefaultParagraphFont"/>
     <w:link w:val="IntenseQuote"/>
     <w:uiPriority w:val="30"/>
-    <w:rsid w:val="003C58D6"/>
+    <w:rsid w:val="000C6CCF"/>
     <w:rPr>
       <w:i/>
       <w:iCs/>
@@ -3200,7 +3136,7 @@
     <w:basedOn w:val="DefaultParagraphFont"/>
     <w:uiPriority w:val="32"/>
     <w:qFormat/>
-    <w:rsid w:val="003C58D6"/>
+    <w:rsid w:val="000C6CCF"/>
     <w:rPr>
       <w:b/>
       <w:bCs/>
